--- a/TS-Kramam/TS-4.5/TS 4.5 Tamil Krama Paatam Corrections.docx
+++ b/TS-Kramam/TS-4.5/TS 4.5 Tamil Krama Paatam Corrections.docx
@@ -81,7 +81,18 @@
           <w:szCs w:val="32"/>
           <w:u w:val="single"/>
         </w:rPr>
-        <w:t xml:space="preserve">Observed till </w:t>
+        <w:t xml:space="preserve">Observed </w:t>
+      </w:r>
+      <w:proofErr w:type="gramStart"/>
+      <w:r>
+        <w:rPr>
+          <w:b/>
+          <w:bCs/>
+          <w:sz w:val="32"/>
+          <w:szCs w:val="32"/>
+          <w:u w:val="single"/>
+        </w:rPr>
+        <w:t xml:space="preserve">till </w:t>
       </w:r>
       <w:r>
         <w:rPr>
@@ -94,6 +105,7 @@
         </w:rPr>
         <w:t>????</w:t>
       </w:r>
+      <w:proofErr w:type="gramEnd"/>
     </w:p>
     <w:p>
       <w:pPr>
@@ -2900,6 +2912,9 @@
     </w:tbl>
     <w:p>
       <w:pPr>
+        <w:pBdr>
+          <w:bottom w:val="double" w:sz="6" w:space="1" w:color="auto"/>
+        </w:pBdr>
         <w:jc w:val="center"/>
         <w:rPr>
           <w:b/>
@@ -2909,7 +2924,10 @@
           <w:u w:val="single"/>
         </w:rPr>
       </w:pPr>
-      <w:r>
+    </w:p>
+    <w:p>
+      <w:pPr>
+        <w:jc w:val="center"/>
         <w:rPr>
           <w:b/>
           <w:bCs/>
@@ -2917,8 +2935,7 @@
           <w:szCs w:val="32"/>
           <w:u w:val="single"/>
         </w:rPr>
-        <w:t>==============</w:t>
-      </w:r>
+      </w:pPr>
     </w:p>
     <w:p>
       <w:pPr>
@@ -2939,6 +2956,7 @@
           <w:szCs w:val="32"/>
           <w:u w:val="single"/>
         </w:rPr>
+        <w:lastRenderedPageBreak/>
         <w:t xml:space="preserve">TS </w:t>
       </w:r>
       <w:r>
@@ -3092,7 +3110,6 @@
                 <w:sz w:val="32"/>
                 <w:szCs w:val="32"/>
               </w:rPr>
-              <w:lastRenderedPageBreak/>
               <w:t>Section, Paragraph</w:t>
             </w:r>
           </w:p>
@@ -4879,6 +4896,7 @@
                 <w:sz w:val="28"/>
                 <w:szCs w:val="32"/>
               </w:rPr>
+              <w:lastRenderedPageBreak/>
               <w:t>T.S.</w:t>
             </w:r>
             <w:r>
@@ -5151,7 +5169,6 @@
                 <w:cs/>
                 <w:lang w:bidi="ta-IN"/>
               </w:rPr>
-              <w:lastRenderedPageBreak/>
               <w:t>இஷு</w:t>
             </w:r>
             <w:r>
@@ -5267,7 +5284,6 @@
                 <w:cs/>
                 <w:lang w:bidi="ta-IN"/>
               </w:rPr>
-              <w:lastRenderedPageBreak/>
               <w:t>நமோ</w:t>
             </w:r>
             <w:r>
@@ -5495,7 +5511,23 @@
                 <w:b/>
                 <w:bCs/>
               </w:rPr>
-              <w:t>(visargam removed)</w:t>
+              <w:t>(</w:t>
+            </w:r>
+            <w:proofErr w:type="spellStart"/>
+            <w:r>
+              <w:rPr>
+                <w:b/>
+                <w:bCs/>
+              </w:rPr>
+              <w:t>visargam</w:t>
+            </w:r>
+            <w:proofErr w:type="spellEnd"/>
+            <w:r>
+              <w:rPr>
+                <w:b/>
+                <w:bCs/>
+              </w:rPr>
+              <w:t xml:space="preserve"> removed)</w:t>
             </w:r>
           </w:p>
         </w:tc>
@@ -6366,12 +6398,21 @@
               </w:rPr>
               <w:t xml:space="preserve"> </w:t>
             </w:r>
-            <w:r>
-              <w:rPr>
-                <w:b/>
-                <w:bCs/>
-              </w:rPr>
-              <w:t>visargam removed)</w:t>
+            <w:proofErr w:type="spellStart"/>
+            <w:r>
+              <w:rPr>
+                <w:b/>
+                <w:bCs/>
+              </w:rPr>
+              <w:t>visargam</w:t>
+            </w:r>
+            <w:proofErr w:type="spellEnd"/>
+            <w:r>
+              <w:rPr>
+                <w:b/>
+                <w:bCs/>
+              </w:rPr>
+              <w:t xml:space="preserve"> removed)</w:t>
             </w:r>
           </w:p>
         </w:tc>
@@ -6449,7 +6490,16 @@
           <w:bCs/>
           <w:sz w:val="32"/>
         </w:rPr>
-        <w:t>replaced with</w:t>
+        <w:t xml:space="preserve">replaced </w:t>
+      </w:r>
+      <w:proofErr w:type="gramStart"/>
+      <w:r>
+        <w:rPr>
+          <w:b/>
+          <w:bCs/>
+          <w:sz w:val="32"/>
+        </w:rPr>
+        <w:t>with</w:t>
       </w:r>
       <w:r>
         <w:rPr>
@@ -6471,6 +6521,7 @@
         </w:rPr>
         <w:t>"</w:t>
       </w:r>
+      <w:proofErr w:type="gramEnd"/>
       <w:r>
         <w:rPr>
           <w:rFonts w:ascii="Latha" w:hAnsi="Latha" w:cs="Latha"/>

--- a/TS-Kramam/TS-4.5/TS 4.5 Tamil Krama Paatam Corrections.docx
+++ b/TS-Kramam/TS-4.5/TS 4.5 Tamil Krama Paatam Corrections.docx
@@ -81,9 +81,8 @@
           <w:szCs w:val="32"/>
           <w:u w:val="single"/>
         </w:rPr>
-        <w:t xml:space="preserve">Observed </w:t>
+        <w:t xml:space="preserve">Observed till </w:t>
       </w:r>
-      <w:proofErr w:type="gramStart"/>
       <w:r>
         <w:rPr>
           <w:b/>
@@ -92,20 +91,8 @@
           <w:szCs w:val="32"/>
           <w:u w:val="single"/>
         </w:rPr>
-        <w:t xml:space="preserve">till </w:t>
+        <w:t>30th Sep 2026</w:t>
       </w:r>
-      <w:r>
-        <w:rPr>
-          <w:b/>
-          <w:bCs/>
-          <w:sz w:val="32"/>
-          <w:szCs w:val="32"/>
-          <w:highlight w:val="red"/>
-          <w:u w:val="single"/>
-        </w:rPr>
-        <w:t>????</w:t>
-      </w:r>
-      <w:proofErr w:type="gramEnd"/>
     </w:p>
     <w:p>
       <w:pPr>
@@ -3995,54 +3982,6 @@
           <w:u w:val="single"/>
         </w:rPr>
       </w:pPr>
-    </w:p>
-    <w:p>
-      <w:pPr>
-        <w:jc w:val="center"/>
-        <w:rPr>
-          <w:b/>
-          <w:bCs/>
-          <w:sz w:val="32"/>
-          <w:szCs w:val="32"/>
-          <w:u w:val="single"/>
-        </w:rPr>
-      </w:pPr>
-    </w:p>
-    <w:p>
-      <w:pPr>
-        <w:jc w:val="center"/>
-        <w:rPr>
-          <w:b/>
-          <w:bCs/>
-          <w:sz w:val="32"/>
-          <w:szCs w:val="32"/>
-          <w:u w:val="single"/>
-        </w:rPr>
-      </w:pPr>
-    </w:p>
-    <w:p>
-      <w:pPr>
-        <w:jc w:val="center"/>
-        <w:rPr>
-          <w:b/>
-          <w:bCs/>
-          <w:sz w:val="32"/>
-          <w:szCs w:val="32"/>
-          <w:u w:val="single"/>
-        </w:rPr>
-      </w:pPr>
-    </w:p>
-    <w:p>
-      <w:pPr>
-        <w:jc w:val="center"/>
-        <w:rPr>
-          <w:b/>
-          <w:bCs/>
-          <w:sz w:val="32"/>
-          <w:szCs w:val="32"/>
-          <w:u w:val="single"/>
-        </w:rPr>
-      </w:pPr>
       <w:r>
         <w:rPr>
           <w:b/>
@@ -4896,7 +4835,6 @@
                 <w:sz w:val="28"/>
                 <w:szCs w:val="32"/>
               </w:rPr>
-              <w:lastRenderedPageBreak/>
               <w:t>T.S.</w:t>
             </w:r>
             <w:r>
@@ -5031,233 +4969,248 @@
               <w:adjustRightInd w:val="0"/>
               <w:spacing w:line="252" w:lineRule="auto"/>
               <w:rPr>
+                <w:rFonts w:ascii="Latha" w:hAnsi="Latha" w:cs="Latha"/>
+                <w:sz w:val="28"/>
+                <w:szCs w:val="28"/>
+                <w:lang w:bidi="ta-IN"/>
+              </w:rPr>
+            </w:pPr>
+            <w:r>
+              <w:rPr>
+                <w:rFonts w:ascii="Latha" w:hAnsi="Latha" w:cs="Latha"/>
+                <w:sz w:val="28"/>
+                <w:szCs w:val="28"/>
+                <w:cs/>
+                <w:lang w:bidi="ta-IN"/>
+              </w:rPr>
+              <w:t>நமோ</w:t>
+            </w:r>
+            <w:r>
+              <w:rPr>
+                <w:rFonts w:ascii="BRH Tamil Tab Extra" w:hAnsi="BRH Tamil Tab Extra" w:cs="Latha"/>
+                <w:b/>
+                <w:sz w:val="36"/>
+                <w:szCs w:val="28"/>
+                <w:lang w:bidi="ta-IN"/>
+              </w:rPr>
+              <w:t>…</w:t>
+            </w:r>
+            <w:r>
+              <w:rPr>
+                <w:rFonts w:ascii="Latha" w:hAnsi="Latha" w:cs="Latha"/>
+                <w:sz w:val="28"/>
+                <w:szCs w:val="28"/>
+                <w:lang w:bidi="ta-IN"/>
+              </w:rPr>
+              <w:t xml:space="preserve"> </w:t>
+            </w:r>
+            <w:r>
+              <w:rPr>
+                <w:rFonts w:ascii="Latha" w:hAnsi="Latha" w:cs="Latha"/>
+                <w:sz w:val="28"/>
+                <w:szCs w:val="28"/>
+                <w:cs/>
+                <w:lang w:bidi="ta-IN"/>
+              </w:rPr>
+              <w:t>நம</w:t>
+            </w:r>
+            <w:r>
+              <w:rPr>
+                <w:rFonts w:ascii="BRH Tamil Tab Extra" w:hAnsi="BRH Tamil Tab Extra" w:cs="Latha"/>
+                <w:b/>
+                <w:sz w:val="36"/>
+                <w:szCs w:val="28"/>
+                <w:lang w:bidi="ta-IN"/>
+              </w:rPr>
+              <w:t>†</w:t>
+            </w:r>
+            <w:r>
+              <w:rPr>
+                <w:rFonts w:ascii="Latha" w:hAnsi="Latha" w:cs="Latha"/>
+                <w:b/>
+                <w:bCs/>
+                <w:sz w:val="32"/>
+                <w:szCs w:val="32"/>
+                <w:cs/>
+                <w:lang w:bidi="ta-IN"/>
+              </w:rPr>
+              <w:t>:</w:t>
+            </w:r>
+            <w:r>
+              <w:rPr>
+                <w:rFonts w:ascii="Latha" w:hAnsi="Latha" w:cs="Latha"/>
+                <w:sz w:val="28"/>
+                <w:szCs w:val="28"/>
+                <w:lang w:bidi="ta-IN"/>
+              </w:rPr>
+              <w:t xml:space="preserve"> | </w:t>
+            </w:r>
+            <w:r>
+              <w:rPr>
+                <w:rFonts w:ascii="Latha" w:hAnsi="Latha" w:cs="Latha"/>
+                <w:sz w:val="28"/>
+                <w:szCs w:val="28"/>
+                <w:cs/>
+                <w:lang w:bidi="ta-IN"/>
+              </w:rPr>
+              <w:t>ந</w:t>
+            </w:r>
+            <w:r>
+              <w:rPr>
+                <w:rFonts w:ascii="Latha" w:hAnsi="Latha" w:cs="Latha"/>
+                <w:sz w:val="28"/>
+                <w:szCs w:val="28"/>
+                <w:highlight w:val="yellow"/>
+                <w:cs/>
+                <w:lang w:bidi="ta-IN"/>
+              </w:rPr>
+              <w:t>ம</w:t>
+            </w:r>
+            <w:r>
+              <w:rPr>
+                <w:rFonts w:ascii="BRH Tamil Tab Extra" w:hAnsi="BRH Tamil Tab Extra" w:cs="Latha"/>
+                <w:b/>
+                <w:sz w:val="36"/>
+                <w:szCs w:val="28"/>
+                <w:highlight w:val="yellow"/>
+                <w:lang w:bidi="ta-IN"/>
+              </w:rPr>
+              <w:t>…</w:t>
+            </w:r>
+            <w:r>
+              <w:rPr>
+                <w:rFonts w:ascii="Latha" w:hAnsi="Latha" w:cs="Latha"/>
+                <w:b/>
+                <w:bCs/>
+                <w:sz w:val="32"/>
+                <w:szCs w:val="32"/>
+                <w:highlight w:val="yellow"/>
+                <w:cs/>
+                <w:lang w:bidi="ta-IN"/>
+              </w:rPr>
+              <w:t>:</w:t>
+            </w:r>
+            <w:r>
+              <w:rPr>
+                <w:rFonts w:ascii="Latha" w:hAnsi="Latha" w:cs="Latha"/>
+                <w:sz w:val="28"/>
+                <w:szCs w:val="28"/>
+                <w:lang w:bidi="ta-IN"/>
+              </w:rPr>
+              <w:t xml:space="preserve"> </w:t>
+            </w:r>
+            <w:r>
+              <w:rPr>
+                <w:rFonts w:ascii="Latha" w:hAnsi="Latha" w:cs="Latha"/>
+                <w:sz w:val="28"/>
+                <w:szCs w:val="28"/>
+                <w:cs/>
+                <w:lang w:bidi="ta-IN"/>
+              </w:rPr>
+              <w:t>இஷு</w:t>
+            </w:r>
+            <w:r>
+              <w:rPr>
+                <w:rFonts w:ascii="BRH Tamil Tab Extra" w:hAnsi="BRH Tamil Tab Extra" w:cs="Latha"/>
+                <w:b/>
+                <w:sz w:val="36"/>
+                <w:szCs w:val="28"/>
+                <w:lang w:bidi="ta-IN"/>
+              </w:rPr>
+              <w:t>†</w:t>
+            </w:r>
+            <w:r>
+              <w:rPr>
+                <w:rFonts w:ascii="Latha" w:hAnsi="Latha" w:cs="Latha"/>
+                <w:sz w:val="28"/>
+                <w:szCs w:val="28"/>
+                <w:cs/>
+                <w:lang w:bidi="ta-IN"/>
+              </w:rPr>
+              <w:t>மத்</w:t>
+            </w:r>
+            <w:r>
+              <w:rPr>
+                <w:rFonts w:ascii="Latha" w:hAnsi="Latha" w:cs="Latha"/>
+                <w:b/>
+                <w:bCs/>
+                <w:position w:val="-12"/>
+                <w:sz w:val="28"/>
+                <w:szCs w:val="28"/>
+                <w:cs/>
+                <w:lang w:bidi="ta-IN"/>
+              </w:rPr>
+              <w:t>3</w:t>
+            </w:r>
+            <w:r>
+              <w:rPr>
+                <w:rFonts w:ascii="Latha" w:hAnsi="Latha" w:cs="Latha"/>
+                <w:sz w:val="28"/>
+                <w:szCs w:val="28"/>
+                <w:cs/>
+                <w:lang w:bidi="ta-IN"/>
+              </w:rPr>
+              <w:t>ப்</w:t>
+            </w:r>
+            <w:r>
+              <w:rPr>
+                <w:rFonts w:ascii="Latha" w:hAnsi="Latha" w:cs="Latha"/>
+                <w:b/>
+                <w:bCs/>
+                <w:position w:val="-12"/>
+                <w:sz w:val="28"/>
+                <w:szCs w:val="28"/>
+                <w:cs/>
+                <w:lang w:bidi="ta-IN"/>
+              </w:rPr>
+              <w:t>4</w:t>
+            </w:r>
+            <w:r>
+              <w:rPr>
+                <w:rFonts w:ascii="Latha" w:hAnsi="Latha" w:cs="Latha"/>
+                <w:sz w:val="28"/>
+                <w:szCs w:val="28"/>
+                <w:cs/>
+                <w:lang w:bidi="ta-IN"/>
+              </w:rPr>
+              <w:t>ய</w:t>
+            </w:r>
+            <w:r>
+              <w:rPr>
+                <w:rFonts w:ascii="Latha" w:hAnsi="Latha" w:cs="Latha"/>
+                <w:b/>
+                <w:bCs/>
+                <w:sz w:val="32"/>
+                <w:szCs w:val="32"/>
+                <w:cs/>
+                <w:lang w:bidi="ta-IN"/>
+              </w:rPr>
+              <w:t>:</w:t>
+            </w:r>
+            <w:r>
+              <w:rPr>
+                <w:rFonts w:ascii="Latha" w:hAnsi="Latha" w:cs="Latha"/>
+                <w:sz w:val="28"/>
+                <w:szCs w:val="28"/>
+                <w:lang w:bidi="ta-IN"/>
+              </w:rPr>
+              <w:t xml:space="preserve"> |</w:t>
+            </w:r>
+          </w:p>
+          <w:p>
+            <w:pPr>
+              <w:widowControl w:val="0"/>
+              <w:autoSpaceDE w:val="0"/>
+              <w:autoSpaceDN w:val="0"/>
+              <w:adjustRightInd w:val="0"/>
+              <w:spacing w:line="252" w:lineRule="auto"/>
+              <w:rPr>
                 <w:rFonts w:ascii="BRH Malayalam Extra" w:hAnsi="BRH Malayalam Extra" w:cs="BRH Malayalam Extra"/>
                 <w:color w:val="000000"/>
                 <w:sz w:val="36"/>
                 <w:szCs w:val="40"/>
               </w:rPr>
             </w:pPr>
-            <w:r>
-              <w:rPr>
-                <w:rFonts w:ascii="Latha" w:hAnsi="Latha" w:cs="Latha"/>
-                <w:sz w:val="28"/>
-                <w:szCs w:val="28"/>
-                <w:cs/>
-                <w:lang w:bidi="ta-IN"/>
-              </w:rPr>
-              <w:t>நமோ</w:t>
-            </w:r>
-            <w:r>
-              <w:rPr>
-                <w:rFonts w:ascii="BRH Tamil Tab Extra" w:hAnsi="BRH Tamil Tab Extra" w:cs="Latha"/>
-                <w:b/>
-                <w:sz w:val="36"/>
-                <w:szCs w:val="28"/>
-                <w:lang w:bidi="ta-IN"/>
-              </w:rPr>
-              <w:t>…</w:t>
-            </w:r>
-            <w:r>
-              <w:rPr>
-                <w:rFonts w:ascii="Latha" w:hAnsi="Latha" w:cs="Latha"/>
-                <w:sz w:val="28"/>
-                <w:szCs w:val="28"/>
-                <w:lang w:bidi="ta-IN"/>
-              </w:rPr>
-              <w:t xml:space="preserve"> </w:t>
-            </w:r>
-            <w:r>
-              <w:rPr>
-                <w:rFonts w:ascii="Latha" w:hAnsi="Latha" w:cs="Latha"/>
-                <w:sz w:val="28"/>
-                <w:szCs w:val="28"/>
-                <w:cs/>
-                <w:lang w:bidi="ta-IN"/>
-              </w:rPr>
-              <w:t>நம</w:t>
-            </w:r>
-            <w:r>
-              <w:rPr>
-                <w:rFonts w:ascii="BRH Tamil Tab Extra" w:hAnsi="BRH Tamil Tab Extra" w:cs="Latha"/>
-                <w:b/>
-                <w:sz w:val="36"/>
-                <w:szCs w:val="28"/>
-                <w:lang w:bidi="ta-IN"/>
-              </w:rPr>
-              <w:t>†</w:t>
-            </w:r>
-            <w:r>
-              <w:rPr>
-                <w:rFonts w:ascii="Latha" w:hAnsi="Latha" w:cs="Latha"/>
-                <w:b/>
-                <w:bCs/>
-                <w:sz w:val="32"/>
-                <w:szCs w:val="32"/>
-                <w:cs/>
-                <w:lang w:bidi="ta-IN"/>
-              </w:rPr>
-              <w:t>:</w:t>
-            </w:r>
-            <w:r>
-              <w:rPr>
-                <w:rFonts w:ascii="Latha" w:hAnsi="Latha" w:cs="Latha"/>
-                <w:sz w:val="28"/>
-                <w:szCs w:val="28"/>
-                <w:lang w:bidi="ta-IN"/>
-              </w:rPr>
-              <w:t xml:space="preserve"> | </w:t>
-            </w:r>
-            <w:r>
-              <w:rPr>
-                <w:rFonts w:ascii="Latha" w:hAnsi="Latha" w:cs="Latha"/>
-                <w:sz w:val="28"/>
-                <w:szCs w:val="28"/>
-                <w:cs/>
-                <w:lang w:bidi="ta-IN"/>
-              </w:rPr>
-              <w:t>ந</w:t>
-            </w:r>
-            <w:r>
-              <w:rPr>
-                <w:rFonts w:ascii="Latha" w:hAnsi="Latha" w:cs="Latha"/>
-                <w:sz w:val="28"/>
-                <w:szCs w:val="28"/>
-                <w:highlight w:val="yellow"/>
-                <w:cs/>
-                <w:lang w:bidi="ta-IN"/>
-              </w:rPr>
-              <w:t>ம</w:t>
-            </w:r>
-            <w:r>
-              <w:rPr>
-                <w:rFonts w:ascii="BRH Tamil Tab Extra" w:hAnsi="BRH Tamil Tab Extra" w:cs="Latha"/>
-                <w:b/>
-                <w:sz w:val="36"/>
-                <w:szCs w:val="28"/>
-                <w:highlight w:val="yellow"/>
-                <w:lang w:bidi="ta-IN"/>
-              </w:rPr>
-              <w:t>…</w:t>
-            </w:r>
-            <w:r>
-              <w:rPr>
-                <w:rFonts w:ascii="Latha" w:hAnsi="Latha" w:cs="Latha"/>
-                <w:b/>
-                <w:bCs/>
-                <w:sz w:val="32"/>
-                <w:szCs w:val="32"/>
-                <w:highlight w:val="yellow"/>
-                <w:cs/>
-                <w:lang w:bidi="ta-IN"/>
-              </w:rPr>
-              <w:t>:</w:t>
-            </w:r>
-            <w:r>
-              <w:rPr>
-                <w:rFonts w:ascii="Latha" w:hAnsi="Latha" w:cs="Latha"/>
-                <w:sz w:val="28"/>
-                <w:szCs w:val="28"/>
-                <w:lang w:bidi="ta-IN"/>
-              </w:rPr>
-              <w:t xml:space="preserve"> </w:t>
-            </w:r>
-            <w:r>
-              <w:rPr>
-                <w:rFonts w:ascii="Latha" w:hAnsi="Latha" w:cs="Latha"/>
-                <w:sz w:val="28"/>
-                <w:szCs w:val="28"/>
-                <w:cs/>
-                <w:lang w:bidi="ta-IN"/>
-              </w:rPr>
-              <w:t>இஷு</w:t>
-            </w:r>
-            <w:r>
-              <w:rPr>
-                <w:rFonts w:ascii="BRH Tamil Tab Extra" w:hAnsi="BRH Tamil Tab Extra" w:cs="Latha"/>
-                <w:b/>
-                <w:sz w:val="36"/>
-                <w:szCs w:val="28"/>
-                <w:lang w:bidi="ta-IN"/>
-              </w:rPr>
-              <w:t>†</w:t>
-            </w:r>
-            <w:r>
-              <w:rPr>
-                <w:rFonts w:ascii="Latha" w:hAnsi="Latha" w:cs="Latha"/>
-                <w:sz w:val="28"/>
-                <w:szCs w:val="28"/>
-                <w:cs/>
-                <w:lang w:bidi="ta-IN"/>
-              </w:rPr>
-              <w:t>மத்</w:t>
-            </w:r>
-            <w:r>
-              <w:rPr>
-                <w:rFonts w:ascii="Latha" w:hAnsi="Latha" w:cs="Latha"/>
-                <w:b/>
-                <w:bCs/>
-                <w:position w:val="-12"/>
-                <w:sz w:val="28"/>
-                <w:szCs w:val="28"/>
-                <w:cs/>
-                <w:lang w:bidi="ta-IN"/>
-              </w:rPr>
-              <w:t>3</w:t>
-            </w:r>
-            <w:r>
-              <w:rPr>
-                <w:rFonts w:ascii="Latha" w:hAnsi="Latha" w:cs="Latha"/>
-                <w:sz w:val="28"/>
-                <w:szCs w:val="28"/>
-                <w:cs/>
-                <w:lang w:bidi="ta-IN"/>
-              </w:rPr>
-              <w:t>ப்</w:t>
-            </w:r>
-            <w:r>
-              <w:rPr>
-                <w:rFonts w:ascii="Latha" w:hAnsi="Latha" w:cs="Latha"/>
-                <w:b/>
-                <w:bCs/>
-                <w:position w:val="-12"/>
-                <w:sz w:val="28"/>
-                <w:szCs w:val="28"/>
-                <w:cs/>
-                <w:lang w:bidi="ta-IN"/>
-              </w:rPr>
-              <w:t>4</w:t>
-            </w:r>
-            <w:r>
-              <w:rPr>
-                <w:rFonts w:ascii="Latha" w:hAnsi="Latha" w:cs="Latha"/>
-                <w:sz w:val="28"/>
-                <w:szCs w:val="28"/>
-                <w:cs/>
-                <w:lang w:bidi="ta-IN"/>
-              </w:rPr>
-              <w:t>ய</w:t>
-            </w:r>
-            <w:r>
-              <w:rPr>
-                <w:rFonts w:ascii="Latha" w:hAnsi="Latha" w:cs="Latha"/>
-                <w:b/>
-                <w:bCs/>
-                <w:sz w:val="32"/>
-                <w:szCs w:val="32"/>
-                <w:cs/>
-                <w:lang w:bidi="ta-IN"/>
-              </w:rPr>
-              <w:t>:</w:t>
-            </w:r>
-            <w:r>
-              <w:rPr>
-                <w:rFonts w:ascii="Latha" w:hAnsi="Latha" w:cs="Latha"/>
-                <w:sz w:val="28"/>
-                <w:szCs w:val="28"/>
-                <w:lang w:bidi="ta-IN"/>
-              </w:rPr>
-              <w:t xml:space="preserve"> |</w:t>
-            </w:r>
           </w:p>
         </w:tc>
         <w:tc>
@@ -5511,23 +5464,7 @@
                 <w:b/>
                 <w:bCs/>
               </w:rPr>
-              <w:t>(</w:t>
-            </w:r>
-            <w:proofErr w:type="spellStart"/>
-            <w:r>
-              <w:rPr>
-                <w:b/>
-                <w:bCs/>
-              </w:rPr>
-              <w:t>visargam</w:t>
-            </w:r>
-            <w:proofErr w:type="spellEnd"/>
-            <w:r>
-              <w:rPr>
-                <w:b/>
-                <w:bCs/>
-              </w:rPr>
-              <w:t xml:space="preserve"> removed)</w:t>
+              <w:t>(visargam removed)</w:t>
             </w:r>
           </w:p>
         </w:tc>
@@ -5567,6 +5504,7 @@
                 <w:sz w:val="28"/>
                 <w:szCs w:val="32"/>
               </w:rPr>
+              <w:lastRenderedPageBreak/>
               <w:t>T.S.</w:t>
             </w:r>
             <w:r>
@@ -6398,21 +6336,12 @@
               </w:rPr>
               <w:t xml:space="preserve"> </w:t>
             </w:r>
-            <w:proofErr w:type="spellStart"/>
-            <w:r>
-              <w:rPr>
-                <w:b/>
-                <w:bCs/>
-              </w:rPr>
-              <w:t>visargam</w:t>
-            </w:r>
-            <w:proofErr w:type="spellEnd"/>
-            <w:r>
-              <w:rPr>
-                <w:b/>
-                <w:bCs/>
-              </w:rPr>
-              <w:t xml:space="preserve"> removed)</w:t>
+            <w:r>
+              <w:rPr>
+                <w:b/>
+                <w:bCs/>
+              </w:rPr>
+              <w:t>visargam removed)</w:t>
             </w:r>
           </w:p>
         </w:tc>
@@ -6490,16 +6419,7 @@
           <w:bCs/>
           <w:sz w:val="32"/>
         </w:rPr>
-        <w:t xml:space="preserve">replaced </w:t>
-      </w:r>
-      <w:proofErr w:type="gramStart"/>
-      <w:r>
-        <w:rPr>
-          <w:b/>
-          <w:bCs/>
-          <w:sz w:val="32"/>
-        </w:rPr>
-        <w:t>with</w:t>
+        <w:t>replaced with</w:t>
       </w:r>
       <w:r>
         <w:rPr>
@@ -6521,7 +6441,6 @@
         </w:rPr>
         <w:t>"</w:t>
       </w:r>
-      <w:proofErr w:type="gramEnd"/>
       <w:r>
         <w:rPr>
           <w:rFonts w:ascii="Latha" w:hAnsi="Latha" w:cs="Latha"/>
@@ -6588,42 +6507,6 @@
         </w:rPr>
         <w:t>=========================</w:t>
       </w:r>
-    </w:p>
-    <w:p>
-      <w:pPr>
-        <w:jc w:val="center"/>
-        <w:rPr>
-          <w:b/>
-          <w:bCs/>
-          <w:sz w:val="32"/>
-          <w:szCs w:val="32"/>
-          <w:u w:val="single"/>
-        </w:rPr>
-      </w:pPr>
-    </w:p>
-    <w:p>
-      <w:pPr>
-        <w:jc w:val="center"/>
-        <w:rPr>
-          <w:b/>
-          <w:bCs/>
-          <w:sz w:val="32"/>
-          <w:szCs w:val="32"/>
-          <w:u w:val="single"/>
-        </w:rPr>
-      </w:pPr>
-    </w:p>
-    <w:p>
-      <w:pPr>
-        <w:jc w:val="center"/>
-        <w:rPr>
-          <w:b/>
-          <w:bCs/>
-          <w:sz w:val="32"/>
-          <w:szCs w:val="32"/>
-          <w:u w:val="single"/>
-        </w:rPr>
-      </w:pPr>
     </w:p>
     <w:p>
       <w:pPr>
